--- a/content-pipeline/campaign-ben-thanh/word/002_bao-tang-my-thuat-tphcm.docx
+++ b/content-pipeline/campaign-ben-thanh/word/002_bao-tang-my-thuat-tphcm.docx
@@ -173,275 +173,6 @@
         </w:rPr>
         <w:t>, nơi hội tụ đỉnh cao của mỹ học kiến trúc Đông Dương đầu thế kỷ 20 và kho tàng hơn 22.000 hiện vật nghệ thuật vô giá của dân tộc.</w:t>
       </w:r>
-    </w:p>
-    <w:p>
-      <w:pPr>
-        <w:spacing w:before="120" w:after="120"/>
-        <w:jc w:val="center"/>
-      </w:pPr>
-      <w:r>
-        <w:rPr>
-          <w:color w:val="CBD5E1"/>
-        </w:rPr>
-        <w:t>―――――――――――――――――――――――――――――――――――――――――――――</w:t>
-      </w:r>
-    </w:p>
-    <w:p>
-      <w:pPr>
-        <w:keepNext/>
-        <w:spacing w:before="320" w:after="120" w:line="276" w:lineRule="auto"/>
-      </w:pPr>
-      <w:r>
-        <w:rPr>
-          <w:rFonts w:ascii="Calibri" w:hAnsi="Calibri"/>
-          <w:b/>
-          <w:color w:val="1B365D"/>
-          <w:sz w:val="32"/>
-        </w:rPr>
-        <w:t>Quick Overview Stats Bar (Thông Số Thực Địa 2026)</w:t>
-      </w:r>
-    </w:p>
-    <w:tbl>
-      <w:tblPr>
-        <w:tblW w:type="auto" w:w="0"/>
-        <w:jc w:val="center"/>
-        <w:tblLook w:firstColumn="1" w:firstRow="1" w:lastColumn="0" w:lastRow="0" w:noHBand="0" w:noVBand="1" w:val="04A0"/>
-        <w:tblBorders>
-          <w:top w:val="single" w:sz="4" w:space="0" w:color="CBD5E1"/>
-          <w:bottom w:val="single" w:sz="6" w:space="0" w:color="1B365D"/>
-          <w:left w:val="none"/>
-          <w:right w:val="none"/>
-          <w:insideH w:val="single" w:sz="4" w:space="0" w:color="CBD5E1"/>
-          <w:insideV w:val="none"/>
-        </w:tblBorders>
-      </w:tblPr>
-      <w:tblGrid>
-        <w:gridCol w:w="2484"/>
-        <w:gridCol w:w="2484"/>
-        <w:gridCol w:w="2484"/>
-        <w:gridCol w:w="2484"/>
-      </w:tblGrid>
-      <w:tr>
-        <w:tc>
-          <w:tcPr>
-            <w:tcW w:type="dxa" w:w="2484"/>
-            <w:vAlign w:val="center"/>
-            <w:shd w:fill="1B365D"/>
-            <w:tcMar>
-              <w:top w:w="140" w:type="dxa"/>
-              <w:bottom w:w="140" w:type="dxa"/>
-              <w:left w:w="150" w:type="dxa"/>
-              <w:right w:w="150" w:type="dxa"/>
-            </w:tcMar>
-          </w:tcPr>
-          <w:p>
-            <w:pPr>
-              <w:spacing w:before="0" w:after="0" w:line="276" w:lineRule="auto"/>
-            </w:pPr>
-            <w:r>
-              <w:rPr>
-                <w:rFonts w:ascii="Calibri" w:hAnsi="Calibri"/>
-                <w:b/>
-                <w:color w:val="FFFFFF"/>
-                <w:sz w:val="19"/>
-              </w:rPr>
-              <w:t>📍 Địa chỉ tọa độ</w:t>
-            </w:r>
-          </w:p>
-        </w:tc>
-        <w:tc>
-          <w:tcPr>
-            <w:tcW w:type="dxa" w:w="2484"/>
-            <w:vAlign w:val="center"/>
-            <w:shd w:fill="1B365D"/>
-            <w:tcMar>
-              <w:top w:w="140" w:type="dxa"/>
-              <w:bottom w:w="140" w:type="dxa"/>
-              <w:left w:w="150" w:type="dxa"/>
-              <w:right w:w="150" w:type="dxa"/>
-            </w:tcMar>
-          </w:tcPr>
-          <w:p>
-            <w:pPr>
-              <w:spacing w:before="0" w:after="0" w:line="276" w:lineRule="auto"/>
-            </w:pPr>
-            <w:r>
-              <w:rPr>
-                <w:rFonts w:ascii="Calibri" w:hAnsi="Calibri"/>
-                <w:b/>
-                <w:color w:val="FFFFFF"/>
-                <w:sz w:val="19"/>
-              </w:rPr>
-              <w:t>🏛️ Phong cách kiến trúc</w:t>
-            </w:r>
-          </w:p>
-        </w:tc>
-        <w:tc>
-          <w:tcPr>
-            <w:tcW w:type="dxa" w:w="2484"/>
-            <w:vAlign w:val="center"/>
-            <w:shd w:fill="1B365D"/>
-            <w:tcMar>
-              <w:top w:w="140" w:type="dxa"/>
-              <w:bottom w:w="140" w:type="dxa"/>
-              <w:left w:w="150" w:type="dxa"/>
-              <w:right w:w="150" w:type="dxa"/>
-            </w:tcMar>
-          </w:tcPr>
-          <w:p>
-            <w:pPr>
-              <w:spacing w:before="0" w:after="0" w:line="276" w:lineRule="auto"/>
-            </w:pPr>
-            <w:r>
-              <w:rPr>
-                <w:rFonts w:ascii="Calibri" w:hAnsi="Calibri"/>
-                <w:b/>
-                <w:color w:val="FFFFFF"/>
-                <w:sz w:val="19"/>
-              </w:rPr>
-              <w:t>⏳ Niên đại khởi dựng</w:t>
-            </w:r>
-          </w:p>
-        </w:tc>
-        <w:tc>
-          <w:tcPr>
-            <w:tcW w:type="dxa" w:w="2484"/>
-            <w:vAlign w:val="center"/>
-            <w:shd w:fill="1B365D"/>
-            <w:tcMar>
-              <w:top w:w="140" w:type="dxa"/>
-              <w:bottom w:w="140" w:type="dxa"/>
-              <w:left w:w="150" w:type="dxa"/>
-              <w:right w:w="150" w:type="dxa"/>
-            </w:tcMar>
-          </w:tcPr>
-          <w:p>
-            <w:pPr>
-              <w:spacing w:before="0" w:after="0" w:line="276" w:lineRule="auto"/>
-            </w:pPr>
-            <w:r>
-              <w:rPr>
-                <w:rFonts w:ascii="Calibri" w:hAnsi="Calibri"/>
-                <w:b/>
-                <w:color w:val="FFFFFF"/>
-                <w:sz w:val="19"/>
-              </w:rPr>
-              <w:t>🎟️ Giá vé tham quan 2026</w:t>
-            </w:r>
-          </w:p>
-        </w:tc>
-      </w:tr>
-      <w:tr>
-        <w:tc>
-          <w:tcPr>
-            <w:tcW w:type="dxa" w:w="2484"/>
-            <w:vAlign w:val="center"/>
-            <w:shd w:fill="F8FAFC"/>
-            <w:tcMar>
-              <w:top w:w="100" w:type="dxa"/>
-              <w:bottom w:w="100" w:type="dxa"/>
-              <w:left w:w="150" w:type="dxa"/>
-              <w:right w:w="150" w:type="dxa"/>
-            </w:tcMar>
-          </w:tcPr>
-          <w:p>
-            <w:pPr>
-              <w:spacing w:before="0" w:after="0" w:line="276" w:lineRule="auto"/>
-            </w:pPr>
-            <w:r>
-              <w:rPr>
-                <w:rFonts w:ascii="Calibri" w:hAnsi="Calibri"/>
-                <w:color w:val="1E293B"/>
-                <w:sz w:val="19"/>
-              </w:rPr>
-              <w:t>97A Phó Đức Chính, Phường Nguyễn Thái Bình, Quận 1</w:t>
-            </w:r>
-          </w:p>
-        </w:tc>
-        <w:tc>
-          <w:tcPr>
-            <w:tcW w:type="dxa" w:w="2484"/>
-            <w:vAlign w:val="center"/>
-            <w:shd w:fill="F8FAFC"/>
-            <w:tcMar>
-              <w:top w:w="100" w:type="dxa"/>
-              <w:bottom w:w="100" w:type="dxa"/>
-              <w:left w:w="150" w:type="dxa"/>
-              <w:right w:w="150" w:type="dxa"/>
-            </w:tcMar>
-          </w:tcPr>
-          <w:p>
-            <w:pPr>
-              <w:spacing w:before="0" w:after="0" w:line="276" w:lineRule="auto"/>
-            </w:pPr>
-            <w:r>
-              <w:rPr>
-                <w:rFonts w:ascii="Calibri" w:hAnsi="Calibri"/>
-                <w:color w:val="1E293B"/>
-                <w:sz w:val="19"/>
-              </w:rPr>
-              <w:t>Art Deco kết hợp Hậu Tân Cổ Điển &amp; Á Đông</w:t>
-            </w:r>
-          </w:p>
-        </w:tc>
-        <w:tc>
-          <w:tcPr>
-            <w:tcW w:type="dxa" w:w="2484"/>
-            <w:vAlign w:val="center"/>
-            <w:shd w:fill="F8FAFC"/>
-            <w:tcMar>
-              <w:top w:w="100" w:type="dxa"/>
-              <w:bottom w:w="100" w:type="dxa"/>
-              <w:left w:w="150" w:type="dxa"/>
-              <w:right w:w="150" w:type="dxa"/>
-            </w:tcMar>
-          </w:tcPr>
-          <w:p>
-            <w:pPr>
-              <w:spacing w:before="0" w:after="0" w:line="276" w:lineRule="auto"/>
-            </w:pPr>
-            <w:r>
-              <w:rPr>
-                <w:rFonts w:ascii="Calibri" w:hAnsi="Calibri"/>
-                <w:color w:val="1E293B"/>
-                <w:sz w:val="19"/>
-              </w:rPr>
-              <w:t>1929 – 1934 (Kiến trúc sư Rivera)</w:t>
-            </w:r>
-          </w:p>
-        </w:tc>
-        <w:tc>
-          <w:tcPr>
-            <w:tcW w:type="dxa" w:w="2484"/>
-            <w:vAlign w:val="center"/>
-            <w:shd w:fill="F8FAFC"/>
-            <w:tcMar>
-              <w:top w:w="100" w:type="dxa"/>
-              <w:bottom w:w="100" w:type="dxa"/>
-              <w:left w:w="150" w:type="dxa"/>
-              <w:right w:w="150" w:type="dxa"/>
-            </w:tcMar>
-          </w:tcPr>
-          <w:p>
-            <w:pPr>
-              <w:spacing w:before="0" w:after="0" w:line="276" w:lineRule="auto"/>
-            </w:pPr>
-            <w:r>
-              <w:rPr>
-                <w:rFonts w:ascii="Calibri" w:hAnsi="Calibri"/>
-                <w:color w:val="1E293B"/>
-                <w:sz w:val="19"/>
-              </w:rPr>
-              <w:t>30.000 VNĐ / người lớn (15.000 VNĐ HSSV)</w:t>
-            </w:r>
-          </w:p>
-        </w:tc>
-      </w:tr>
-    </w:tbl>
-    <w:p>
-      <w:pPr>
-        <w:spacing w:before="0" w:after="80"/>
-      </w:pPr>
     </w:p>
     <w:p>
       <w:pPr>

--- a/content-pipeline/campaign-ben-thanh/word/002_bao-tang-my-thuat-tphcm.docx
+++ b/content-pipeline/campaign-ben-thanh/word/002_bao-tang-my-thuat-tphcm.docx
@@ -357,7 +357,7 @@
           <w:color w:val="1B365D"/>
           <w:sz w:val="32"/>
         </w:rPr>
-        <w:t>1. Huyền Thoại Gia Tộc Hứa Bổn Hỏa Và Dấu Ấn Đô Thị Sài Gòn</w:t>
+        <w:t>Huyền Thoại Gia Tộc Hứa Bổn Hỏa Và Dấu Ấn Đô Thị Sài Gòn</w:t>
       </w:r>
     </w:p>
     <w:p>
@@ -491,7 +491,7 @@
           <w:color w:val="1B365D"/>
           <w:sz w:val="32"/>
         </w:rPr>
-        <w:t>2. Giải Mã Bản Giao Hưởng Kiến Trúc Art Deco &amp; Phong Thủy Á Đông</w:t>
+        <w:t>Giải Mã Bản Giao Hưởng Kiến Trúc Art Deco &amp; Phong Thủy Á Đông</w:t>
       </w:r>
     </w:p>
     <w:p>
@@ -519,7 +519,7 @@
           <w:color w:val="D97706"/>
           <w:sz w:val="26"/>
         </w:rPr>
-        <w:t>2.1. Ngoại Thất: Giao Thoa Giữa Cột Thức Châu Âu Và Mái Ngói Lưu Ly</w:t>
+        <w:t>Ngoại Thất: Giao Thoa Giữa Cột Thức Châu Âu Và Mái Ngói Lưu Ly</w:t>
       </w:r>
     </w:p>
     <w:p>
@@ -547,7 +547,7 @@
           <w:color w:val="D97706"/>
           <w:sz w:val="26"/>
         </w:rPr>
-        <w:t>2.2. Nội Thất: Bữa Tiệc Của Ánh Sáng Kính Màu Và Hoa Văn Gạch Bông</w:t>
+        <w:t>Nội Thất: Bữa Tiệc Của Ánh Sáng Kính Màu Và Hoa Văn Gạch Bông</w:t>
       </w:r>
     </w:p>
     <w:p>
@@ -605,7 +605,7 @@
           <w:color w:val="D97706"/>
           <w:sz w:val="26"/>
         </w:rPr>
-        <w:t>2.3. Tòa Thang Máy Cổ: Dấu Ấn Tiên Phong Công Nghệ Thế Kỷ Trước</w:t>
+        <w:t>Tòa Thang Máy Cổ: Dấu Ấn Tiên Phong Công Nghệ Thế Kỷ Trước</w:t>
       </w:r>
     </w:p>
     <w:p>
@@ -645,7 +645,7 @@
           <w:color w:val="1B365D"/>
           <w:sz w:val="32"/>
         </w:rPr>
-        <w:t>3. Khám Phá 3 Tòa Nhà: Kho Tàng Mỹ Thuật Qua Hàng Thiên Niên Kỷ</w:t>
+        <w:t>Khám Phá 3 Tòa Nhà: Kho Tàng Mỹ Thuật Qua Hàng Thiên Niên Kỷ</w:t>
       </w:r>
     </w:p>
     <w:tbl>
@@ -1171,7 +1171,7 @@
           <w:color w:val="1B365D"/>
           <w:sz w:val="32"/>
         </w:rPr>
-        <w:t>4. Kinh Nghiệm Thực Địa Cho Người Du Hành Có GUU (Field Notes 2026)</w:t>
+        <w:t>Kinh Nghiệm Thực Địa Cho Người Du Hành Có GUU (Field Notes 2026)</w:t>
       </w:r>
     </w:p>
     <w:p>

--- a/content-pipeline/campaign-ben-thanh/word/002_bao-tang-my-thuat-tphcm.docx
+++ b/content-pipeline/campaign-ben-thanh/word/002_bao-tang-my-thuat-tphcm.docx
@@ -13,7 +13,7 @@
           <w:color w:val="1B365D"/>
           <w:sz w:val="42"/>
         </w:rPr>
-        <w:t>Bảo Tàng Mỹ Thuật TP.HCM: Trầm Tích Nghệ Thuật Trong Dinh Thự Chú Hỏa</w:t>
+        <w:t>Bảo Tàng Mỹ Thuật TP.HCM: Dấu Ấn Kiến Trúc &amp; Nghệ Thuật Trong Dinh Thự Chú Hỏa</w:t>
       </w:r>
     </w:p>
     <w:tbl>
@@ -116,7 +116,7 @@
                 <w:color w:val="1E293B"/>
                 <w:sz w:val="20"/>
               </w:rPr>
-              <w:t>“Trong bản đồ những điểm đến văn hóa quanh Bến Thành, có một nơi mà thời gian dường như ngưng đọng trên từng phiến gạch bông cổ điển và từng dải quang phổ rọi qua khung kính màu. Đó là Dinh thự số 97A Phó Đức Chính – nơi từng lưu giữ câu chuyện về gia tộc giàu có bậc nhất phương Nam, nay trở thành thánh đường mỹ thuật tĩnh lặng bậc nhất giữa lòng Sài Gòn náo nhiệt.”</w:t>
+              <w:t>“Rẽ từ trục đường Bến Thành vào phố Phó Đức Chính rợp bóng mát, tiếng ồn ào của xe cộ bỗng nhường chỗ cho không gian tĩnh lặng của dinh thự số 97A. Nắng sớm xiên qua những ô kính màu, rọi xuống hàng gạch hoa trăm tuổi của gia tộc Hứa Bổn Hỏa – nơi ngày nay gìn giữ những bộ sưu tập mỹ thuật quý giá nhất của thành phố.”</w:t>
             </w:r>
           </w:p>
         </w:tc>
@@ -491,7 +491,7 @@
           <w:color w:val="1B365D"/>
           <w:sz w:val="32"/>
         </w:rPr>
-        <w:t>Giải Mã Bản Giao Hưởng Kiến Trúc Art Deco &amp; Phong Thủy Á Đông</w:t>
+        <w:t>Sự Kết Hợp Độc Đáo Giữa Kiến Trúc Art Deco Pháp &amp; Phong Thủy Á Đông</w:t>
       </w:r>
     </w:p>
     <w:p>
@@ -1171,7 +1171,7 @@
           <w:color w:val="1B365D"/>
           <w:sz w:val="32"/>
         </w:rPr>
-        <w:t>Kinh Nghiệm Thực Địa Cho Người Du Hành Có GUU (Field Notes 2026)</w:t>
+        <w:t>Kinh Nghiệm &amp; Lưu Ý Tham Quan Thực Tế (2026)</w:t>
       </w:r>
     </w:p>
     <w:p>
@@ -1388,7 +1388,7 @@
           <w:color w:val="1E293B"/>
           <w:sz w:val="21"/>
         </w:rPr>
-        <w:t>Bảo tàng Mỹ thuật TP.HCM không đơn thuần là nơi trưng bày các bức tranh trên tường vôi; chính bản thân tòa dinh thự đã là một tác phẩm nghệ thuật đồ sộ biết thở. Giữa nhịp sống cuồn cuộn đổi thay của trung tâm Sài Gòn 2026, dành ra hai tiếng đồng hồ bước đi chậm rãi trên sàn gạch bông mát rượi, lắng nghe tiếng gió lùa qua khe cửa gỗ 99 tuổi, bạn sẽ tìm thấy một khoảng lặng thanh tao hiếm có – nơi cái đẹp của quá khứ mãi mãi nâng niu tâm hồn người lữ khách có gu.</w:t>
+        <w:t>Bảo tàng Mỹ thuật TP.HCM không đơn thuần là nơi trưng bày các bức tranh trên tường vôi; chính bản thân tòa dinh thự đã là một tác phẩm nghệ thuật đồ sộ biết thở. Giữa nhịp sống cuồn cuộn đổi thay của trung tâm Sài Gòn 2026, dành ra hai tiếng đồng hồ bước đi chậm rãi trên sàn gạch bông mát rượi, lắng nghe tiếng gió lùa qua khe cửa gỗ 99 tuổi, bạn sẽ tìm thấy một khoảng lặng thanh tao hiếm có – nơi cái đẹp của quá khứ mãi mãi nâng niu tâm hồn du khách.</w:t>
       </w:r>
     </w:p>
     <w:sectPr>

--- a/content-pipeline/campaign-ben-thanh/word/002_bao-tang-my-thuat-tphcm.docx
+++ b/content-pipeline/campaign-ben-thanh/word/002_bao-tang-my-thuat-tphcm.docx
@@ -1365,6 +1365,146 @@
     </w:p>
     <w:p>
       <w:pPr>
+        <w:spacing w:before="120" w:after="120"/>
+        <w:jc w:val="center"/>
+      </w:pPr>
+      <w:r>
+        <w:rPr>
+          <w:color w:val="CBD5E1"/>
+        </w:rPr>
+        <w:t>―――――――――――――――――――――――――――――――――――――――――――――</w:t>
+      </w:r>
+    </w:p>
+    <w:p>
+      <w:pPr>
+        <w:keepNext/>
+        <w:spacing w:before="320" w:after="120" w:line="276" w:lineRule="auto"/>
+      </w:pPr>
+      <w:r>
+        <w:rPr>
+          <w:rFonts w:ascii="Calibri" w:hAnsi="Calibri"/>
+          <w:b/>
+          <w:color w:val="1B365D"/>
+          <w:sz w:val="32"/>
+        </w:rPr>
+        <w:t>🗺️ Liên Kết Hành Trình &amp; Điểm Đến Lân Cận</w:t>
+      </w:r>
+    </w:p>
+    <w:p>
+      <w:pPr>
+        <w:spacing w:before="40" w:after="120" w:line="276" w:lineRule="auto"/>
+      </w:pPr>
+      <w:r>
+        <w:rPr>
+          <w:rFonts w:ascii="Calibri" w:hAnsi="Calibri"/>
+          <w:color w:val="1E293B"/>
+          <w:sz w:val="21"/>
+        </w:rPr>
+        <w:t>Để tối ưu hành trình khám phá khu vực trung tâm Bến Thành, mời bạn tham khảo thêm các cẩm nang chuyên sâu liên quan:</w:t>
+      </w:r>
+      <w:r>
+        <w:rPr>
+          <w:rFonts w:ascii="Calibri" w:hAnsi="Calibri"/>
+          <w:color w:val="1E293B"/>
+          <w:sz w:val="21"/>
+        </w:rPr>
+      </w:r>
+      <w:r>
+        <w:rPr>
+          <w:rFonts w:ascii="Calibri" w:hAnsi="Calibri"/>
+          <w:color w:val="1E293B"/>
+          <w:sz w:val="21"/>
+        </w:rPr>
+        <w:br/>
+        <w:t xml:space="preserve">- </w:t>
+      </w:r>
+      <w:r>
+        <w:rPr>
+          <w:rFonts w:ascii="Calibri" w:hAnsi="Calibri"/>
+          <w:b/>
+          <w:color w:val="1E293B"/>
+          <w:sz w:val="21"/>
+        </w:rPr>
+        <w:t>Lịch trình đi bộ Bến Thành 1 ngày:</w:t>
+      </w:r>
+      <w:r>
+        <w:rPr>
+          <w:rFonts w:ascii="Calibri" w:hAnsi="Calibri"/>
+          <w:color w:val="1E293B"/>
+          <w:sz w:val="21"/>
+        </w:rPr>
+        <w:t xml:space="preserve"> đưa bảo tàng vào chặng tham quan của </w:t>
+      </w:r>
+      <w:r>
+        <w:rPr>
+          <w:rFonts w:ascii="Calibri" w:hAnsi="Calibri"/>
+          <w:color w:val="1E293B"/>
+          <w:sz w:val="21"/>
+          <w:u w:val="single"/>
+        </w:rPr>
+        <w:t>lịch trình đi bộ Bến Thành 1 ngày</w:t>
+      </w:r>
+      <w:r>
+        <w:rPr>
+          <w:rFonts w:ascii="Calibri" w:hAnsi="Calibri"/>
+          <w:color w:val="1E293B"/>
+          <w:sz w:val="21"/>
+        </w:rPr>
+        <w:t>.</w:t>
+      </w:r>
+      <w:r>
+        <w:rPr>
+          <w:rFonts w:ascii="Calibri" w:hAnsi="Calibri"/>
+          <w:color w:val="1E293B"/>
+          <w:sz w:val="21"/>
+        </w:rPr>
+      </w:r>
+      <w:r>
+        <w:rPr>
+          <w:rFonts w:ascii="Calibri" w:hAnsi="Calibri"/>
+          <w:color w:val="1E293B"/>
+          <w:sz w:val="21"/>
+        </w:rPr>
+        <w:br/>
+        <w:t xml:space="preserve">- </w:t>
+      </w:r>
+      <w:r>
+        <w:rPr>
+          <w:rFonts w:ascii="Calibri" w:hAnsi="Calibri"/>
+          <w:b/>
+          <w:color w:val="1E293B"/>
+          <w:sz w:val="21"/>
+        </w:rPr>
+        <w:t>Cà phê chung cư gần Bến Thành:</w:t>
+      </w:r>
+      <w:r>
+        <w:rPr>
+          <w:rFonts w:ascii="Calibri" w:hAnsi="Calibri"/>
+          <w:color w:val="1E293B"/>
+          <w:sz w:val="21"/>
+        </w:rPr>
+        <w:t xml:space="preserve"> thư giãn ngắm phố tại các quán </w:t>
+      </w:r>
+      <w:r>
+        <w:rPr>
+          <w:rFonts w:ascii="Calibri" w:hAnsi="Calibri"/>
+          <w:color w:val="1E293B"/>
+          <w:sz w:val="21"/>
+          <w:u w:val="single"/>
+        </w:rPr>
+        <w:t>cà phê chung cư gần Bến Thành</w:t>
+      </w:r>
+      <w:r>
+        <w:rPr>
+          <w:rFonts w:ascii="Calibri" w:hAnsi="Calibri"/>
+          <w:color w:val="1E293B"/>
+          <w:sz w:val="21"/>
+        </w:rPr>
+        <w:t xml:space="preserve"> trên đường Tôn Thất Đạm.</w:t>
+      </w:r>
+    </w:p>
+    <w:p>
+      <w:pPr>
         <w:keepNext/>
         <w:spacing w:before="320" w:after="120" w:line="276" w:lineRule="auto"/>
       </w:pPr>
